--- a/ahmedjobayer.docx
+++ b/ahmedjobayer.docx
@@ -5,6 +5,14 @@
     <w:p>
       <w:r>
         <w:t>Labtask1</w:t>
+      </w:r>
+    </w:p>
+    <w:p>
+      <w:r>
+        <w:t>Edited by me</w:t>
+      </w:r>
+      <w:r>
+        <w:br/>
       </w:r>
     </w:p>
     <w:p/>
